--- a/assets/Damian Oguche.docx
+++ b/assets/Damian Oguche.docx
@@ -124,7 +124,7 @@
         </w:rPr>
         <w:t xml:space="preserve">| </w:t>
       </w:r>
-      <w:hyperlink w:history="1">
+      <w:hyperlink r:id="rId9" w:history="1">
         <w:r>
           <w:rPr>
             <w:rStyle w:val="Hyperlink"/>
@@ -132,7 +132,7 @@
             <w:sz w:val="24"/>
             <w:szCs w:val="24"/>
           </w:rPr>
-          <w:t xml:space="preserve"> Portfolio</w:t>
+          <w:t>Portfolio</w:t>
         </w:r>
       </w:hyperlink>
     </w:p>
@@ -818,6 +818,7 @@
         </w:rPr>
         <w:t xml:space="preserve">Break </w:t>
       </w:r>
+      <w:proofErr w:type="gramStart"/>
       <w:r>
         <w:rPr>
           <w:rFonts w:ascii="Open Sans" w:eastAsia="Open Sans" w:hAnsi="Open Sans" w:cs="Open Sans"/>
@@ -834,6 +835,7 @@
         </w:rPr>
         <w:t>nto</w:t>
       </w:r>
+      <w:proofErr w:type="gramEnd"/>
       <w:r>
         <w:rPr>
           <w:rFonts w:ascii="Open Sans" w:eastAsia="Open Sans" w:hAnsi="Open Sans" w:cs="Open Sans"/>
